--- a/assets/resume/Jesse_Coggins_Resume.docx
+++ b/assets/resume/Jesse_Coggins_Resume.docx
@@ -179,7 +179,7 @@
           <ns0:sz ns0:val="19"/>
           <ns0:szCs ns0:val="19"/>
         </ns0:rPr>
-        <ns0:t xml:space="preserve">Data analyst and data science candidate with nearly a decade of multi-site operations leadership translating KPI, revenue, labor, and throughput data into reporting, decisions, and process improvement. Public portfolio projects span SQL, Python, statistical analysis, dashboard development, forecasting, predictive modeling, deep learning, and MLOps with Tableau, MLflow, DVC, FastAPI, and Docker. Seeking a remote Data Analyst or Data Scientist role where business context, analytical rigor, and clear communication drive measurable impact.</ns0:t>
+        <ns0:t xml:space="preserve">Data analyst and data science candidate with nearly a decade of multi-site operations leadership translating KPI, revenue, labor, and throughput data into reporting, decisions, and process improvement. Public portfolio projects span SQL, Python, statistical analysis, Tableau dashboard development, forecasting, predictive modeling, deep learning, and MLOps workflows built with MLflow, DVC, FastAPI, and Docker. Seeking a remote Data Analyst or Data Scientist role where business context, analytical rigor, and clear communication drive measurable impact.</ns0:t>
       </ns0:r>
     </ns0:p>
     <ns0:p>
